--- a/红色警戒杯模拟赛Ⅳ/战熊/战熊.docx
+++ b/红色警戒杯模拟赛Ⅳ/战熊/战熊.docx
@@ -51,8 +51,6 @@
         </w:rPr>
         <w:t>战熊</w:t>
       </w:r>
-      <w:bookmarkStart w:id="3" w:name="_GoBack"/>
-      <w:bookmarkEnd w:id="3"/>
     </w:p>
     <w:bookmarkEnd w:id="0"/>
     <w:bookmarkEnd w:id="1"/>
@@ -619,7 +617,18 @@
           <w:szCs w:val="24"/>
           <w:lang w:val="en-US" w:eastAsia="zh-CN"/>
         </w:rPr>
-        <w:t>(ans + k)%N + 1</w:t>
+        <w:t>(ans + k)对N取模</w:t>
+      </w:r>
+      <w:bookmarkStart w:id="4" w:name="_GoBack"/>
+      <w:bookmarkEnd w:id="4"/>
+      <w:r>
+        <w:rPr>
+          <w:rFonts w:hint="eastAsia" w:asciiTheme="minorAscii"/>
+          <w:sz w:val="24"/>
+          <w:szCs w:val="24"/>
+          <w:lang w:val="en-US" w:eastAsia="zh-CN"/>
+        </w:rPr>
+        <w:t>+ 1</w:t>
       </w:r>
       <w:r>
         <w:rPr>
@@ -776,6 +785,7 @@
           <w:lang w:val="en-US" w:eastAsia="zh-CN"/>
         </w:rPr>
       </w:pPr>
+      <w:bookmarkStart w:id="2" w:name="OLE_LINK2"/>
       <w:r>
         <w:rPr>
           <w:rFonts w:hint="eastAsia"/>
@@ -875,6 +885,7 @@
         <w:t>1</w:t>
       </w:r>
     </w:p>
+    <w:bookmarkEnd w:id="2"/>
     <w:p>
       <w:pPr>
         <w:widowControl w:val="0"/>
@@ -929,7 +940,7 @@
           <w:lang w:val="en-US" w:eastAsia="zh-CN"/>
         </w:rPr>
       </w:pPr>
-      <w:bookmarkStart w:id="2" w:name="OLE_LINK9"/>
+      <w:bookmarkStart w:id="3" w:name="OLE_LINK9"/>
       <w:r>
         <w:rPr>
           <w:rFonts w:hint="eastAsia"/>
@@ -1003,7 +1014,7 @@
         </w:rPr>
       </w:pPr>
     </w:p>
-    <w:bookmarkEnd w:id="2"/>
+    <w:bookmarkEnd w:id="3"/>
     <w:p>
       <w:pPr>
         <w:jc w:val="both"/>

--- a/红色警戒杯模拟赛Ⅳ/战熊/战熊.docx
+++ b/红色警戒杯模拟赛Ⅳ/战熊/战熊.docx
@@ -24,7 +24,20 @@
           <w:szCs w:val="21"/>
           <w:lang w:val="en-US" w:eastAsia="zh-CN"/>
         </w:rPr>
-        <w:t>128MB,1S,warbear.xxx</w:t>
+        <w:t>256</w:t>
+      </w:r>
+      <w:bookmarkStart w:id="4" w:name="_GoBack"/>
+      <w:bookmarkEnd w:id="4"/>
+      <w:r>
+        <w:rPr>
+          <w:rFonts w:hint="eastAsia"/>
+          <w:b/>
+          <w:bCs/>
+          <w:sz w:val="21"/>
+          <w:szCs w:val="21"/>
+          <w:lang w:val="en-US" w:eastAsia="zh-CN"/>
+        </w:rPr>
+        <w:t>MB,2S,warbear.xxx</w:t>
       </w:r>
     </w:p>
     <w:p>
@@ -617,18 +630,7 @@
           <w:szCs w:val="24"/>
           <w:lang w:val="en-US" w:eastAsia="zh-CN"/>
         </w:rPr>
-        <w:t>(ans + k)对N取模</w:t>
-      </w:r>
-      <w:bookmarkStart w:id="4" w:name="_GoBack"/>
-      <w:bookmarkEnd w:id="4"/>
-      <w:r>
-        <w:rPr>
-          <w:rFonts w:hint="eastAsia" w:asciiTheme="minorAscii"/>
-          <w:sz w:val="24"/>
-          <w:szCs w:val="24"/>
-          <w:lang w:val="en-US" w:eastAsia="zh-CN"/>
-        </w:rPr>
-        <w:t>+ 1</w:t>
+        <w:t>(ans + k)对N取模+ 1</w:t>
       </w:r>
       <w:r>
         <w:rPr>
@@ -1272,7 +1274,7 @@
     <w:lsdException w:qFormat="1" w:unhideWhenUsed="0" w:uiPriority="0" w:semiHidden="0" w:name="Title"/>
     <w:lsdException w:unhideWhenUsed="0" w:uiPriority="0" w:semiHidden="0" w:name="Closing"/>
     <w:lsdException w:unhideWhenUsed="0" w:uiPriority="0" w:semiHidden="0" w:name="Signature"/>
-    <w:lsdException w:unhideWhenUsed="0" w:uiPriority="0" w:name="Default Paragraph Font"/>
+    <w:lsdException w:qFormat="1" w:unhideWhenUsed="0" w:uiPriority="0" w:name="Default Paragraph Font"/>
     <w:lsdException w:unhideWhenUsed="0" w:uiPriority="0" w:semiHidden="0" w:name="Body Text"/>
     <w:lsdException w:unhideWhenUsed="0" w:uiPriority="0" w:semiHidden="0" w:name="Body Text Indent"/>
     <w:lsdException w:unhideWhenUsed="0" w:uiPriority="0" w:semiHidden="0" w:name="List Continue"/>
@@ -1299,7 +1301,7 @@
     <w:lsdException w:unhideWhenUsed="0" w:uiPriority="0" w:semiHidden="0" w:name="Document Map"/>
     <w:lsdException w:unhideWhenUsed="0" w:uiPriority="0" w:semiHidden="0" w:name="Plain Text"/>
     <w:lsdException w:unhideWhenUsed="0" w:uiPriority="0" w:semiHidden="0" w:name="E-mail Signature"/>
-    <w:lsdException w:unhideWhenUsed="0" w:uiPriority="0" w:semiHidden="0" w:name="Normal (Web)"/>
+    <w:lsdException w:qFormat="1" w:unhideWhenUsed="0" w:uiPriority="0" w:semiHidden="0" w:name="Normal (Web)"/>
     <w:lsdException w:unhideWhenUsed="0" w:uiPriority="0" w:semiHidden="0" w:name="HTML Acronym"/>
     <w:lsdException w:unhideWhenUsed="0" w:uiPriority="0" w:semiHidden="0" w:name="HTML Address"/>
     <w:lsdException w:unhideWhenUsed="0" w:uiPriority="0" w:semiHidden="0" w:name="HTML Cite"/>
@@ -1475,6 +1477,7 @@
   <w:style w:type="character" w:default="1" w:styleId="4">
     <w:name w:val="Default Paragraph Font"/>
     <w:semiHidden/>
+    <w:qFormat/>
     <w:uiPriority w:val="0"/>
   </w:style>
   <w:style w:type="table" w:default="1" w:styleId="5">
@@ -1529,6 +1532,7 @@
   <w:style w:type="paragraph" w:styleId="3">
     <w:name w:val="Normal (Web)"/>
     <w:basedOn w:val="1"/>
+    <w:qFormat/>
     <w:uiPriority w:val="0"/>
     <w:pPr>
       <w:spacing w:before="0" w:beforeAutospacing="1" w:after="0" w:afterAutospacing="1"/>
